--- a/samples/kuwait_peanut_butter_research_report.docx
+++ b/samples/kuwait_peanut_butter_research_report.docx
@@ -403,7 +403,7 @@
                 <w:rFonts w:ascii="IBM Plex Sans Arabic" w:hAnsi="IBM Plex Sans Arabic" w:cs="IBM Plex Sans Arabic"/>
                 <w:rtl/>
               </w:rPr>
-              <w:t>2026-08-26</w:t>
+              <w:t>2026-09-09</w:t>
             </w:r>
           </w:p>
         </w:tc>
@@ -594,7 +594,7 @@
           <w:rFonts w:ascii="IBM Plex Sans Arabic" w:hAnsi="IBM Plex Sans Arabic" w:cs="IBM Plex Sans Arabic"/>
           <w:rtl/>
         </w:rPr>
-        <w:t>تكلفة المصنع (‏EXW‏) غير مدخلة — أدخل سعر المصنع للكيلوغرام ليكتمل حساب سلسلة التكلفة حتى الرف</w:t>
+        <w:t>تكلفة المصنع (‏EXW‏) غير مدخلة — أدخل سعر المصنع للكيلوغرام لاستكمال أحد مدخلات سلسلة التكلفة حتى الرف</w:t>
       </w:r>
     </w:p>
     <w:p>
@@ -1995,7 +1995,7 @@
           <w:rFonts w:ascii="IBM Plex Sans Arabic" w:hAnsi="IBM Plex Sans Arabic" w:cs="IBM Plex Sans Arabic"/>
           <w:rtl/>
         </w:rPr>
-        <w:t>شرطا قلب الحكم</w:t>
+        <w:t>شروط إعادة تقييم القرار</w:t>
       </w:r>
     </w:p>
     <w:p>
@@ -2023,7 +2023,7 @@
           <w:rFonts w:ascii="IBM Plex Sans Arabic" w:hAnsi="IBM Plex Sans Arabic" w:cs="IBM Plex Sans Arabic"/>
           <w:rtl/>
         </w:rPr>
-        <w:t>التعاقد مع موزّع محلي مؤكَّد بالاسم في الكويت — ○ غير محقَّق؛ يُغلَق عبر: خدمة تحقّق جهات الاتصال المدفوعة ثم عقد موزّع</w:t>
+        <w:t>التعاقد مع موزّع محلي مؤكَّد بالاسم في الكويت — ○ غير محقَّق؛ يُغلَق عبر: التحقق من نشاط الجهة واهتمامها بالمنتج، ثم الاتفاق على شروط التوزيع وتوثيق العقد</w:t>
       </w:r>
     </w:p>
     <w:p>

--- a/samples/kuwait_peanut_butter_research_report.docx
+++ b/samples/kuwait_peanut_butter_research_report.docx
@@ -403,7 +403,7 @@
                 <w:rFonts w:ascii="IBM Plex Sans Arabic" w:hAnsi="IBM Plex Sans Arabic" w:cs="IBM Plex Sans Arabic"/>
                 <w:rtl/>
               </w:rPr>
-              <w:t>2026-09-09</w:t>
+              <w:t>2026-09-16</w:t>
             </w:r>
           </w:p>
         </w:tc>

--- a/samples/kuwait_peanut_butter_research_report.docx
+++ b/samples/kuwait_peanut_butter_research_report.docx
@@ -403,7 +403,7 @@
                 <w:rFonts w:ascii="IBM Plex Sans Arabic" w:hAnsi="IBM Plex Sans Arabic" w:cs="IBM Plex Sans Arabic"/>
                 <w:rtl/>
               </w:rPr>
-              <w:t>2026-09-16</w:t>
+              <w:t>2026-09-19</w:t>
             </w:r>
           </w:p>
         </w:tc>
@@ -2040,9 +2040,415 @@
         <w:t>حدود قسم البحث العميق</w:t>
       </w:r>
     </w:p>
+    <w:tbl>
+      <w:tblPr>
+        <w:tblStyle w:val="TableGrid"/>
+        <w:tblW w:type="auto" w:w="0"/>
+        <w:tblLayout w:type="fixed"/>
+        <w:tblLook w:firstColumn="1" w:firstRow="1" w:lastColumn="0" w:lastRow="0" w:noHBand="0" w:noVBand="1" w:val="04A0"/>
+        <w:tblBorders>
+          <w:top w:val="single" w:sz="4" w:space="0" w:color="BBBBBB"/>
+          <w:left w:val="single" w:sz="4" w:space="0" w:color="BBBBBB"/>
+          <w:bottom w:val="single" w:sz="4" w:space="0" w:color="BBBBBB"/>
+          <w:right w:val="single" w:sz="4" w:space="0" w:color="BBBBBB"/>
+          <w:insideH w:val="single" w:sz="4" w:space="0" w:color="BBBBBB"/>
+          <w:insideV w:val="single" w:sz="4" w:space="0" w:color="BBBBBB"/>
+        </w:tblBorders>
+        <w:bidiVisual/>
+      </w:tblPr>
+      <w:tblGrid>
+        <w:gridCol w:w="2880"/>
+        <w:gridCol w:w="2880"/>
+        <w:gridCol w:w="2880"/>
+      </w:tblGrid>
+      <w:tr>
+        <w:tc>
+          <w:tcPr>
+            <w:tcW w:type="dxa" w:w="3120"/>
+            <w:shd w:val="clear" w:fill="166534"/>
+            <w:tcMar>
+              <w:top w:w="100" w:type="dxa"/>
+              <w:bottom w:w="100" w:type="dxa"/>
+              <w:left w:w="120" w:type="dxa"/>
+              <w:right w:w="120" w:type="dxa"/>
+            </w:tcMar>
+          </w:tcPr>
+          <w:p>
+            <w:pPr>
+              <w:bidi/>
+              <w:jc w:val="start"/>
+            </w:pPr>
+            <w:r>
+              <w:rPr>
+                <w:rFonts w:ascii="IBM Plex Sans Arabic" w:hAnsi="IBM Plex Sans Arabic" w:cs="IBM Plex Sans Arabic"/>
+                <w:b/>
+                <w:color w:val="FFFFFF"/>
+                <w:rtl/>
+              </w:rPr>
+              <w:t>المعطى</w:t>
+            </w:r>
+          </w:p>
+        </w:tc>
+        <w:tc>
+          <w:tcPr>
+            <w:tcW w:type="dxa" w:w="3120"/>
+            <w:shd w:val="clear" w:fill="166534"/>
+            <w:tcMar>
+              <w:top w:w="100" w:type="dxa"/>
+              <w:bottom w:w="100" w:type="dxa"/>
+              <w:left w:w="120" w:type="dxa"/>
+              <w:right w:w="120" w:type="dxa"/>
+            </w:tcMar>
+          </w:tcPr>
+          <w:p>
+            <w:pPr>
+              <w:bidi/>
+              <w:jc w:val="start"/>
+            </w:pPr>
+            <w:r>
+              <w:rPr>
+                <w:rFonts w:ascii="IBM Plex Sans Arabic" w:hAnsi="IBM Plex Sans Arabic" w:cs="IBM Plex Sans Arabic"/>
+                <w:b/>
+                <w:color w:val="FFFFFF"/>
+                <w:rtl/>
+              </w:rPr>
+              <w:t>ما يلزم لإغلاقه</w:t>
+            </w:r>
+          </w:p>
+        </w:tc>
+        <w:tc>
+          <w:tcPr>
+            <w:tcW w:type="dxa" w:w="3120"/>
+            <w:shd w:val="clear" w:fill="166534"/>
+            <w:tcMar>
+              <w:top w:w="100" w:type="dxa"/>
+              <w:bottom w:w="100" w:type="dxa"/>
+              <w:left w:w="120" w:type="dxa"/>
+              <w:right w:w="120" w:type="dxa"/>
+            </w:tcMar>
+          </w:tcPr>
+          <w:p>
+            <w:pPr>
+              <w:bidi/>
+              <w:jc w:val="start"/>
+            </w:pPr>
+            <w:r>
+              <w:rPr>
+                <w:rFonts w:ascii="IBM Plex Sans Arabic" w:hAnsi="IBM Plex Sans Arabic" w:cs="IBM Plex Sans Arabic"/>
+                <w:b/>
+                <w:color w:val="FFFFFF"/>
+                <w:rtl/>
+              </w:rPr>
+              <w:t>الحالة</w:t>
+            </w:r>
+          </w:p>
+        </w:tc>
+      </w:tr>
+      <w:tr>
+        <w:tc>
+          <w:tcPr>
+            <w:tcW w:type="dxa" w:w="3120"/>
+            <w:tcMar>
+              <w:top w:w="100" w:type="dxa"/>
+              <w:bottom w:w="100" w:type="dxa"/>
+              <w:left w:w="120" w:type="dxa"/>
+              <w:right w:w="120" w:type="dxa"/>
+            </w:tcMar>
+          </w:tcPr>
+          <w:p>
+            <w:pPr>
+              <w:bidi/>
+              <w:jc w:val="start"/>
+            </w:pPr>
+            <w:r>
+              <w:rPr>
+                <w:rFonts w:ascii="IBM Plex Sans Arabic" w:hAnsi="IBM Plex Sans Arabic" w:cs="IBM Plex Sans Arabic"/>
+                <w:rtl/>
+              </w:rPr>
+              <w:t>بيانات فئة مجاورة — مؤشر سياقي لا مقياس فعلي: رمز HS 040510 («زبدة (‏Butter‏)») لا يشمل صفة المنتج المميّزة (فول، سوداني)…</w:t>
+            </w:r>
+          </w:p>
+        </w:tc>
+        <w:tc>
+          <w:tcPr>
+            <w:tcW w:type="dxa" w:w="3120"/>
+            <w:tcMar>
+              <w:top w:w="100" w:type="dxa"/>
+              <w:bottom w:w="100" w:type="dxa"/>
+              <w:left w:w="120" w:type="dxa"/>
+              <w:right w:w="120" w:type="dxa"/>
+            </w:tcMar>
+          </w:tcPr>
+          <w:p>
+            <w:pPr>
+              <w:bidi/>
+              <w:jc w:val="start"/>
+            </w:pPr>
+            <w:r>
+              <w:rPr>
+                <w:rFonts w:ascii="IBM Plex Sans Arabic" w:hAnsi="IBM Plex Sans Arabic" w:cs="IBM Plex Sans Arabic"/>
+                <w:rtl/>
+              </w:rPr>
+              <w:t>—</w:t>
+            </w:r>
+          </w:p>
+        </w:tc>
+        <w:tc>
+          <w:tcPr>
+            <w:tcW w:type="dxa" w:w="3120"/>
+            <w:tcMar>
+              <w:top w:w="100" w:type="dxa"/>
+              <w:bottom w:w="100" w:type="dxa"/>
+              <w:left w:w="120" w:type="dxa"/>
+              <w:right w:w="120" w:type="dxa"/>
+            </w:tcMar>
+          </w:tcPr>
+          <w:p>
+            <w:pPr>
+              <w:bidi/>
+              <w:jc w:val="start"/>
+            </w:pPr>
+            <w:r>
+              <w:rPr>
+                <w:rFonts w:ascii="IBM Plex Sans Arabic" w:hAnsi="IBM Plex Sans Arabic" w:cs="IBM Plex Sans Arabic"/>
+                <w:rtl/>
+              </w:rPr>
+              <w:t>ناقص</w:t>
+            </w:r>
+          </w:p>
+        </w:tc>
+      </w:tr>
+      <w:tr>
+        <w:tc>
+          <w:tcPr>
+            <w:tcW w:type="dxa" w:w="3120"/>
+            <w:tcMar>
+              <w:top w:w="100" w:type="dxa"/>
+              <w:bottom w:w="100" w:type="dxa"/>
+              <w:left w:w="120" w:type="dxa"/>
+              <w:right w:w="120" w:type="dxa"/>
+            </w:tcMar>
+            <w:shd w:val="clear" w:fill="F2F7F3"/>
+          </w:tcPr>
+          <w:p>
+            <w:pPr>
+              <w:bidi/>
+              <w:jc w:val="start"/>
+            </w:pPr>
+            <w:r>
+              <w:rPr>
+                <w:rFonts w:ascii="IBM Plex Sans Arabic" w:hAnsi="IBM Plex Sans Arabic" w:cs="IBM Plex Sans Arabic"/>
+                <w:rtl/>
+              </w:rPr>
+              <w:t>الموسمية (رمضان/الأعياد) غير متاحة من مؤشرات البحث</w:t>
+            </w:r>
+          </w:p>
+        </w:tc>
+        <w:tc>
+          <w:tcPr>
+            <w:tcW w:type="dxa" w:w="3120"/>
+            <w:tcMar>
+              <w:top w:w="100" w:type="dxa"/>
+              <w:bottom w:w="100" w:type="dxa"/>
+              <w:left w:w="120" w:type="dxa"/>
+              <w:right w:w="120" w:type="dxa"/>
+            </w:tcMar>
+            <w:shd w:val="clear" w:fill="F2F7F3"/>
+          </w:tcPr>
+          <w:p>
+            <w:pPr>
+              <w:bidi/>
+              <w:jc w:val="start"/>
+            </w:pPr>
+            <w:r>
+              <w:rPr>
+                <w:rFonts w:ascii="IBM Plex Sans Arabic" w:hAnsi="IBM Plex Sans Arabic" w:cs="IBM Plex Sans Arabic"/>
+                <w:rtl/>
+              </w:rPr>
+              <w:t>إغلاقها يتطلّب بحثاً ميدانياً أوّلياً (مقابلات موزّعين أو استبيان طلب موسمي)</w:t>
+            </w:r>
+          </w:p>
+        </w:tc>
+        <w:tc>
+          <w:tcPr>
+            <w:tcW w:type="dxa" w:w="3120"/>
+            <w:tcMar>
+              <w:top w:w="100" w:type="dxa"/>
+              <w:bottom w:w="100" w:type="dxa"/>
+              <w:left w:w="120" w:type="dxa"/>
+              <w:right w:w="120" w:type="dxa"/>
+            </w:tcMar>
+            <w:shd w:val="clear" w:fill="F2F7F3"/>
+          </w:tcPr>
+          <w:p>
+            <w:pPr>
+              <w:bidi/>
+              <w:jc w:val="start"/>
+            </w:pPr>
+            <w:r>
+              <w:rPr>
+                <w:rFonts w:ascii="IBM Plex Sans Arabic" w:hAnsi="IBM Plex Sans Arabic" w:cs="IBM Plex Sans Arabic"/>
+                <w:rtl/>
+              </w:rPr>
+              <w:t>ناقص</w:t>
+            </w:r>
+          </w:p>
+        </w:tc>
+      </w:tr>
+      <w:tr>
+        <w:tc>
+          <w:tcPr>
+            <w:tcW w:type="dxa" w:w="3120"/>
+            <w:tcMar>
+              <w:top w:w="100" w:type="dxa"/>
+              <w:bottom w:w="100" w:type="dxa"/>
+              <w:left w:w="120" w:type="dxa"/>
+              <w:right w:w="120" w:type="dxa"/>
+            </w:tcMar>
+          </w:tcPr>
+          <w:p>
+            <w:pPr>
+              <w:bidi/>
+              <w:jc w:val="start"/>
+            </w:pPr>
+            <w:r>
+              <w:rPr>
+                <w:rFonts w:ascii="IBM Plex Sans Arabic" w:hAnsi="IBM Plex Sans Arabic" w:cs="IBM Plex Sans Arabic"/>
+                <w:rtl/>
+              </w:rPr>
+              <w:t>المصدر «Google Trends» تعذّر جلب بياناته في هذه التشغيلة — لم يُعتمد عليه ولا يُدرَج ضمن مصادر التقرير</w:t>
+            </w:r>
+          </w:p>
+        </w:tc>
+        <w:tc>
+          <w:tcPr>
+            <w:tcW w:type="dxa" w:w="3120"/>
+            <w:tcMar>
+              <w:top w:w="100" w:type="dxa"/>
+              <w:bottom w:w="100" w:type="dxa"/>
+              <w:left w:w="120" w:type="dxa"/>
+              <w:right w:w="120" w:type="dxa"/>
+            </w:tcMar>
+          </w:tcPr>
+          <w:p>
+            <w:pPr>
+              <w:bidi/>
+              <w:jc w:val="start"/>
+            </w:pPr>
+            <w:r>
+              <w:rPr>
+                <w:rFonts w:ascii="IBM Plex Sans Arabic" w:hAnsi="IBM Plex Sans Arabic" w:cs="IBM Plex Sans Arabic"/>
+                <w:rtl/>
+              </w:rPr>
+              <w:t>—</w:t>
+            </w:r>
+          </w:p>
+        </w:tc>
+        <w:tc>
+          <w:tcPr>
+            <w:tcW w:type="dxa" w:w="3120"/>
+            <w:tcMar>
+              <w:top w:w="100" w:type="dxa"/>
+              <w:bottom w:w="100" w:type="dxa"/>
+              <w:left w:w="120" w:type="dxa"/>
+              <w:right w:w="120" w:type="dxa"/>
+            </w:tcMar>
+          </w:tcPr>
+          <w:p>
+            <w:pPr>
+              <w:bidi/>
+              <w:jc w:val="start"/>
+            </w:pPr>
+            <w:r>
+              <w:rPr>
+                <w:rFonts w:ascii="IBM Plex Sans Arabic" w:hAnsi="IBM Plex Sans Arabic" w:cs="IBM Plex Sans Arabic"/>
+                <w:rtl/>
+              </w:rPr>
+              <w:t>ناقص</w:t>
+            </w:r>
+          </w:p>
+        </w:tc>
+      </w:tr>
+      <w:tr>
+        <w:tc>
+          <w:tcPr>
+            <w:tcW w:type="dxa" w:w="3120"/>
+            <w:tcMar>
+              <w:top w:w="100" w:type="dxa"/>
+              <w:bottom w:w="100" w:type="dxa"/>
+              <w:left w:w="120" w:type="dxa"/>
+              <w:right w:w="120" w:type="dxa"/>
+            </w:tcMar>
+            <w:shd w:val="clear" w:fill="F2F7F3"/>
+          </w:tcPr>
+          <w:p>
+            <w:pPr>
+              <w:bidi/>
+              <w:jc w:val="start"/>
+            </w:pPr>
+            <w:r>
+              <w:rPr>
+                <w:rFonts w:ascii="IBM Plex Sans Arabic" w:hAnsi="IBM Plex Sans Arabic" w:cs="IBM Plex Sans Arabic"/>
+                <w:rtl/>
+              </w:rPr>
+              <w:t>تعذّر التصنيف</w:t>
+            </w:r>
+          </w:p>
+        </w:tc>
+        <w:tc>
+          <w:tcPr>
+            <w:tcW w:type="dxa" w:w="3120"/>
+            <w:tcMar>
+              <w:top w:w="100" w:type="dxa"/>
+              <w:bottom w:w="100" w:type="dxa"/>
+              <w:left w:w="120" w:type="dxa"/>
+              <w:right w:w="120" w:type="dxa"/>
+            </w:tcMar>
+            <w:shd w:val="clear" w:fill="F2F7F3"/>
+          </w:tcPr>
+          <w:p>
+            <w:pPr>
+              <w:bidi/>
+              <w:jc w:val="start"/>
+            </w:pPr>
+            <w:r>
+              <w:rPr>
+                <w:rFonts w:ascii="IBM Plex Sans Arabic" w:hAnsi="IBM Plex Sans Arabic" w:cs="IBM Plex Sans Arabic"/>
+                <w:rtl/>
+              </w:rPr>
+              <w:t>—</w:t>
+            </w:r>
+          </w:p>
+        </w:tc>
+        <w:tc>
+          <w:tcPr>
+            <w:tcW w:type="dxa" w:w="3120"/>
+            <w:tcMar>
+              <w:top w:w="100" w:type="dxa"/>
+              <w:bottom w:w="100" w:type="dxa"/>
+              <w:left w:w="120" w:type="dxa"/>
+              <w:right w:w="120" w:type="dxa"/>
+            </w:tcMar>
+            <w:shd w:val="clear" w:fill="F2F7F3"/>
+          </w:tcPr>
+          <w:p>
+            <w:pPr>
+              <w:bidi/>
+              <w:jc w:val="start"/>
+            </w:pPr>
+            <w:r>
+              <w:rPr>
+                <w:rFonts w:ascii="IBM Plex Sans Arabic" w:hAnsi="IBM Plex Sans Arabic" w:cs="IBM Plex Sans Arabic"/>
+                <w:rtl/>
+              </w:rPr>
+              <w:t>ناقص</w:t>
+            </w:r>
+          </w:p>
+        </w:tc>
+      </w:tr>
+    </w:tbl>
     <w:p>
       <w:pPr>
-        <w:pStyle w:val="ListBullet"/>
         <w:bidi/>
         <w:jc w:val="start"/>
       </w:pPr>
@@ -2051,7 +2457,7 @@
           <w:rFonts w:ascii="IBM Plex Sans Arabic" w:hAnsi="IBM Plex Sans Arabic" w:cs="IBM Plex Sans Arabic"/>
           <w:rtl/>
         </w:rPr>
-        <w:t>بيانات فئة مجاورة — مؤشر سياقي لا مقياس فعلي: رمز HS 040510 («زبدة (‏Butter‏)») لا يشمل صفة المنتج المميّزة (فول، سوداني) — تُقرأ أرقام الاستيراد والتركّز والحصص كمؤشر سياقي حتى تأكيد الرمز الصحيح.</w:t>
+        <w:t>تفصيل الصفوف المختصَرة أعلاه:</w:t>
       </w:r>
     </w:p>
     <w:p>
@@ -2065,21 +2471,7 @@
           <w:rFonts w:ascii="IBM Plex Sans Arabic" w:hAnsi="IBM Plex Sans Arabic" w:cs="IBM Plex Sans Arabic"/>
           <w:rtl/>
         </w:rPr>
-        <w:t>الموسمية (رمضان/الأعياد) غير متاحة من مؤشرات البحث — إغلاقها يتطلّب بحثاً ميدانياً أوّلياً (مقابلات موزّعين أو استبيان طلب موسمي).</w:t>
-      </w:r>
-    </w:p>
-    <w:p>
-      <w:pPr>
-        <w:pStyle w:val="ListBullet"/>
-        <w:bidi/>
-        <w:jc w:val="start"/>
-      </w:pPr>
-      <w:r>
-        <w:rPr>
-          <w:rFonts w:ascii="IBM Plex Sans Arabic" w:hAnsi="IBM Plex Sans Arabic" w:cs="IBM Plex Sans Arabic"/>
-          <w:rtl/>
-        </w:rPr>
-        <w:t>المصدر «Google Trends» تعذّر جلب بياناته في هذه التشغيلة — لم يُعتمد عليه ولا يُدرَج ضمن مصادر التقرير.</w:t>
+        <w:t>بيانات فئة مجاورة — مؤشر سياقي لا مقياس فعلي: رمز HS 040510 («زبدة (‏Butter‏)») لا يشمل صفة المنتج المميّزة (فول، سوداني) — تُقرأ أرقام الاستيراد والتركّز والحصص كمؤشر سياقي حتى تأكيد الرمز الصحيح</w:t>
       </w:r>
     </w:p>
     <w:p>

--- a/samples/kuwait_peanut_butter_research_report.docx
+++ b/samples/kuwait_peanut_butter_research_report.docx
@@ -2213,7 +2213,7 @@
                 <w:rFonts w:ascii="IBM Plex Sans Arabic" w:hAnsi="IBM Plex Sans Arabic" w:cs="IBM Plex Sans Arabic"/>
                 <w:rtl/>
               </w:rPr>
-              <w:t>ناقص</w:t>
+              <w:t>لم يُعرَف بعد</w:t>
             </w:r>
           </w:p>
         </w:tc>
@@ -2290,7 +2290,7 @@
                 <w:rFonts w:ascii="IBM Plex Sans Arabic" w:hAnsi="IBM Plex Sans Arabic" w:cs="IBM Plex Sans Arabic"/>
                 <w:rtl/>
               </w:rPr>
-              <w:t>ناقص</w:t>
+              <w:t>لم يُعرَف بعد</w:t>
             </w:r>
           </w:p>
         </w:tc>
@@ -2364,7 +2364,7 @@
                 <w:rFonts w:ascii="IBM Plex Sans Arabic" w:hAnsi="IBM Plex Sans Arabic" w:cs="IBM Plex Sans Arabic"/>
                 <w:rtl/>
               </w:rPr>
-              <w:t>ناقص</w:t>
+              <w:t>لم يُعرَف بعد</w:t>
             </w:r>
           </w:p>
         </w:tc>
@@ -2441,7 +2441,7 @@
                 <w:rFonts w:ascii="IBM Plex Sans Arabic" w:hAnsi="IBM Plex Sans Arabic" w:cs="IBM Plex Sans Arabic"/>
                 <w:rtl/>
               </w:rPr>
-              <w:t>ناقص</w:t>
+              <w:t>لم يُعرَف بعد</w:t>
             </w:r>
           </w:p>
         </w:tc>

--- a/samples/kuwait_peanut_butter_research_report.docx
+++ b/samples/kuwait_peanut_butter_research_report.docx
@@ -403,7 +403,7 @@
                 <w:rFonts w:ascii="IBM Plex Sans Arabic" w:hAnsi="IBM Plex Sans Arabic" w:cs="IBM Plex Sans Arabic"/>
                 <w:rtl/>
               </w:rPr>
-              <w:t>2026-09-19</w:t>
+              <w:t>2026-09-20</w:t>
             </w:r>
           </w:p>
         </w:tc>

--- a/samples/kuwait_peanut_butter_research_report.docx
+++ b/samples/kuwait_peanut_butter_research_report.docx
@@ -580,7 +580,7 @@
           <w:rFonts w:ascii="IBM Plex Sans Arabic" w:hAnsi="IBM Plex Sans Arabic" w:cs="IBM Plex Sans Arabic"/>
           <w:rtl/>
         </w:rPr>
-        <w:t>أقصى سعر مصنع (‏EXW‏) غير محسوب — الناقص: حجم العبوة (لتطبيع السعر إلى كجم/لتر)؛ عملة السعر المرصود</w:t>
+        <w:t>أقصى سعر مصنع (‏EXW‏) غير محسوب — يلزم: حجم العبوة (لتطبيع السعر إلى كجم/لتر)؛ عملة السعر المرصود</w:t>
       </w:r>
     </w:p>
     <w:p>
@@ -2037,6 +2037,132 @@
           <w:rFonts w:ascii="IBM Plex Sans Arabic" w:hAnsi="IBM Plex Sans Arabic" w:cs="IBM Plex Sans Arabic"/>
           <w:rtl/>
         </w:rPr>
+        <w:t>أسئلتك الحاسمة قبل القرار</w:t>
+      </w:r>
+    </w:p>
+    <w:p>
+      <w:pPr>
+        <w:pStyle w:val="ListBullet"/>
+        <w:bidi/>
+        <w:jc w:val="start"/>
+      </w:pPr>
+      <w:r>
+        <w:rPr>
+          <w:rFonts w:ascii="IBM Plex Sans Arabic" w:hAnsi="IBM Plex Sans Arabic" w:cs="IBM Plex Sans Arabic"/>
+          <w:rtl/>
+        </w:rPr>
+        <w:t>ما حجمُ هذا السوق فعلاً وهل ينمو؟ 9 مليون دولار (‏UN Comtrade‏)</w:t>
+      </w:r>
+    </w:p>
+    <w:p>
+      <w:pPr>
+        <w:pStyle w:val="ListBullet"/>
+        <w:bidi/>
+        <w:jc w:val="start"/>
+      </w:pPr>
+      <w:r>
+        <w:rPr>
+          <w:rFonts w:ascii="IBM Plex Sans Arabic" w:hAnsi="IBM Plex Sans Arabic" w:cs="IBM Plex Sans Arabic"/>
+          <w:rtl/>
+        </w:rPr>
+        <w:t>من ينافسني فعلاً — منتجون أم وسطاء يعيدون التصدير؟ لم نعرفه بعد — كيف تعرفه: اطلب شهادةَ منشأٍ لثلاث شحناتٍ منافسةٍ من المستورد أو من بيانات جمركية مدفوعة</w:t>
+      </w:r>
+    </w:p>
+    <w:p>
+      <w:pPr>
+        <w:pStyle w:val="ListBullet"/>
+        <w:bidi/>
+        <w:jc w:val="start"/>
+      </w:pPr>
+      <w:r>
+        <w:rPr>
+          <w:rFonts w:ascii="IBM Plex Sans Arabic" w:hAnsi="IBM Plex Sans Arabic" w:cs="IBM Plex Sans Arabic"/>
+          <w:rtl/>
+        </w:rPr>
+        <w:t>هل لي ميزةُ تكلفةٍ حقيقية أم أنافس على السعر بلا سند؟ لم نعرفه بعد — كيف تعرفه: قارن سعرَ مدخلك الخام الفعلي بعرضٍ من مورّدٍ في بلد المنافس</w:t>
+      </w:r>
+    </w:p>
+    <w:p>
+      <w:pPr>
+        <w:pStyle w:val="ListBullet"/>
+        <w:bidi/>
+        <w:jc w:val="start"/>
+      </w:pPr>
+      <w:r>
+        <w:rPr>
+          <w:rFonts w:ascii="IBM Plex Sans Arabic" w:hAnsi="IBM Plex Sans Arabic" w:cs="IBM Plex Sans Arabic"/>
+          <w:rtl/>
+        </w:rPr>
+        <w:t>بكم أبيع للمصنع كي أنافس على الرف؟ لم نعرفه بعد — كيف تعرفه: اطلب عرضَ سعرٍ من موزّعٍ محلّي واحدٍ يشمل هامشَه وهامشَ التجزئة</w:t>
+      </w:r>
+    </w:p>
+    <w:p>
+      <w:pPr>
+        <w:pStyle w:val="ListBullet"/>
+        <w:bidi/>
+        <w:jc w:val="start"/>
+      </w:pPr>
+      <w:r>
+        <w:rPr>
+          <w:rFonts w:ascii="IBM Plex Sans Arabic" w:hAnsi="IBM Plex Sans Arabic" w:cs="IBM Plex Sans Arabic"/>
+          <w:rtl/>
+        </w:rPr>
+        <w:t>ما الذي يمنع أوّلَ شحنةٍ من الدخول؟ لم نعرفه بعد — كيف تعرفه: راجع قائمةَ الاشتراطات مع وكيلٍ جمركيٍّ في السوق قبل الشحن</w:t>
+      </w:r>
+    </w:p>
+    <w:p>
+      <w:pPr>
+        <w:pStyle w:val="ListBullet"/>
+        <w:bidi/>
+        <w:jc w:val="start"/>
+      </w:pPr>
+      <w:r>
+        <w:rPr>
+          <w:rFonts w:ascii="IBM Plex Sans Arabic" w:hAnsi="IBM Plex Sans Arabic" w:cs="IBM Plex Sans Arabic"/>
+          <w:rtl/>
+        </w:rPr>
+        <w:t>ما حجمُ أوّل شحنةٍ معقولة؟ بين 13,365 و26,730 كجم، إذا افترضنا حمولة حاوية 40 قدماً المنشورة ÷ وزن كجم الواحد (‏1 كجم‏)؛ والنطاقُ من نصف حمولةٍ إلى حمولةٍ كاملة</w:t>
+      </w:r>
+    </w:p>
+    <w:p>
+      <w:pPr>
+        <w:pStyle w:val="ListBullet"/>
+        <w:bidi/>
+        <w:jc w:val="start"/>
+      </w:pPr>
+      <w:r>
+        <w:rPr>
+          <w:rFonts w:ascii="IBM Plex Sans Arabic" w:hAnsi="IBM Plex Sans Arabic" w:cs="IBM Plex Sans Arabic"/>
+          <w:rtl/>
+        </w:rPr>
+        <w:t>كم يتضاعف سعري من الحدود إلى الرف؟ لم نعرفه بعد — كيف تعرفه: ارصد سعرَ الرف لثلاثة منتجاتٍ منافسةٍ واقسمه على سعر الاستيراد المعلن</w:t>
+      </w:r>
+    </w:p>
+    <w:p>
+      <w:pPr>
+        <w:pStyle w:val="ListBullet"/>
+        <w:bidi/>
+        <w:jc w:val="start"/>
+      </w:pPr>
+      <w:r>
+        <w:rPr>
+          <w:rFonts w:ascii="IBM Plex Sans Arabic" w:hAnsi="IBM Plex Sans Arabic" w:cs="IBM Plex Sans Arabic"/>
+          <w:rtl/>
+        </w:rPr>
+        <w:t>بمَ أتمايز عن المعروض على الرف اليوم؟ لم نعرفه بعد — كيف تعرفه: صوّر رفَّ الفئة في ثلاثة متاجر واقرأ بطاقاتِ المنافسين</w:t>
+      </w:r>
+    </w:p>
+    <w:p>
+      <w:pPr>
+        <w:pStyle w:val="Heading2"/>
+        <w:bidi/>
+        <w:jc w:val="start"/>
+      </w:pPr>
+      <w:r>
+        <w:rPr>
+          <w:rFonts w:ascii="IBM Plex Sans Arabic" w:hAnsi="IBM Plex Sans Arabic" w:cs="IBM Plex Sans Arabic"/>
+          <w:rtl/>
+        </w:rPr>
         <w:t>حدود قسم البحث العميق</w:t>
       </w:r>
     </w:p>
@@ -2353,83 +2479,6 @@
               <w:left w:w="120" w:type="dxa"/>
               <w:right w:w="120" w:type="dxa"/>
             </w:tcMar>
-          </w:tcPr>
-          <w:p>
-            <w:pPr>
-              <w:bidi/>
-              <w:jc w:val="start"/>
-            </w:pPr>
-            <w:r>
-              <w:rPr>
-                <w:rFonts w:ascii="IBM Plex Sans Arabic" w:hAnsi="IBM Plex Sans Arabic" w:cs="IBM Plex Sans Arabic"/>
-                <w:rtl/>
-              </w:rPr>
-              <w:t>لم يُعرَف بعد</w:t>
-            </w:r>
-          </w:p>
-        </w:tc>
-      </w:tr>
-      <w:tr>
-        <w:tc>
-          <w:tcPr>
-            <w:tcW w:type="dxa" w:w="3120"/>
-            <w:tcMar>
-              <w:top w:w="100" w:type="dxa"/>
-              <w:bottom w:w="100" w:type="dxa"/>
-              <w:left w:w="120" w:type="dxa"/>
-              <w:right w:w="120" w:type="dxa"/>
-            </w:tcMar>
-            <w:shd w:val="clear" w:fill="F2F7F3"/>
-          </w:tcPr>
-          <w:p>
-            <w:pPr>
-              <w:bidi/>
-              <w:jc w:val="start"/>
-            </w:pPr>
-            <w:r>
-              <w:rPr>
-                <w:rFonts w:ascii="IBM Plex Sans Arabic" w:hAnsi="IBM Plex Sans Arabic" w:cs="IBM Plex Sans Arabic"/>
-                <w:rtl/>
-              </w:rPr>
-              <w:t>تعذّر التصنيف</w:t>
-            </w:r>
-          </w:p>
-        </w:tc>
-        <w:tc>
-          <w:tcPr>
-            <w:tcW w:type="dxa" w:w="3120"/>
-            <w:tcMar>
-              <w:top w:w="100" w:type="dxa"/>
-              <w:bottom w:w="100" w:type="dxa"/>
-              <w:left w:w="120" w:type="dxa"/>
-              <w:right w:w="120" w:type="dxa"/>
-            </w:tcMar>
-            <w:shd w:val="clear" w:fill="F2F7F3"/>
-          </w:tcPr>
-          <w:p>
-            <w:pPr>
-              <w:bidi/>
-              <w:jc w:val="start"/>
-            </w:pPr>
-            <w:r>
-              <w:rPr>
-                <w:rFonts w:ascii="IBM Plex Sans Arabic" w:hAnsi="IBM Plex Sans Arabic" w:cs="IBM Plex Sans Arabic"/>
-                <w:rtl/>
-              </w:rPr>
-              <w:t>—</w:t>
-            </w:r>
-          </w:p>
-        </w:tc>
-        <w:tc>
-          <w:tcPr>
-            <w:tcW w:type="dxa" w:w="3120"/>
-            <w:tcMar>
-              <w:top w:w="100" w:type="dxa"/>
-              <w:bottom w:w="100" w:type="dxa"/>
-              <w:left w:w="120" w:type="dxa"/>
-              <w:right w:w="120" w:type="dxa"/>
-            </w:tcMar>
-            <w:shd w:val="clear" w:fill="F2F7F3"/>
           </w:tcPr>
           <w:p>
             <w:pPr>

--- a/samples/kuwait_peanut_butter_research_report.docx
+++ b/samples/kuwait_peanut_butter_research_report.docx
@@ -403,7 +403,7 @@
                 <w:rFonts w:ascii="IBM Plex Sans Arabic" w:hAnsi="IBM Plex Sans Arabic" w:cs="IBM Plex Sans Arabic"/>
                 <w:rtl/>
               </w:rPr>
-              <w:t>2026-09-20</w:t>
+              <w:t>2026-09-23</w:t>
             </w:r>
           </w:p>
         </w:tc>
@@ -580,7 +580,7 @@
           <w:rFonts w:ascii="IBM Plex Sans Arabic" w:hAnsi="IBM Plex Sans Arabic" w:cs="IBM Plex Sans Arabic"/>
           <w:rtl/>
         </w:rPr>
-        <w:t>أقصى سعر مصنع (‏EXW‏) غير محسوب — يلزم: حجم العبوة (لتطبيع السعر إلى كجم/لتر)؛ عملة السعر المرصود</w:t>
+        <w:t>أقصى سعر مصنع (‏EXW‏) غير محسوب — يلزم: حجم العبوة (لتطبيع السعر إلى كجم/لتر)</w:t>
       </w:r>
     </w:p>
     <w:p>

--- a/samples/kuwait_peanut_butter_research_report.docx
+++ b/samples/kuwait_peanut_butter_research_report.docx
@@ -557,7 +557,6 @@
     </w:p>
     <w:p>
       <w:pPr>
-        <w:pStyle w:val="ListBullet"/>
         <w:bidi/>
         <w:jc w:val="start"/>
       </w:pPr>
@@ -566,12 +565,11 @@
           <w:rFonts w:ascii="IBM Plex Sans Arabic" w:hAnsi="IBM Plex Sans Arabic" w:cs="IBM Plex Sans Arabic"/>
           <w:rtl/>
         </w:rPr>
-        <w:t>التعرفة غير متاحة — اعتُمدت 0% معلنةً في الحل العكسي</w:t>
+        <w:t>مرساة السعر: أدنى سعر رف منافس مرصود 0.67 دولار (‏سعر تجزئة مرصود فعلياً — منتج مشابه محلي 0.67 دولار/كجم، أساس التقييم: تجزئة‏).</w:t>
       </w:r>
     </w:p>
     <w:p>
       <w:pPr>
-        <w:pStyle w:val="ListBullet"/>
         <w:bidi/>
         <w:jc w:val="start"/>
       </w:pPr>
@@ -580,12 +578,543 @@
           <w:rFonts w:ascii="IBM Plex Sans Arabic" w:hAnsi="IBM Plex Sans Arabic" w:cs="IBM Plex Sans Arabic"/>
           <w:rtl/>
         </w:rPr>
-        <w:t>أقصى سعر مصنع (‏EXW‏) غير محسوب — يلزم: حجم العبوة (لتطبيع السعر إلى كجم/لتر)</w:t>
+        <w:t>أقصى سعر مصنع قابل للمنافسة: 0.3988 دولار/كجم (سيناريو متوسط) — EXW_max = سعر الرف ÷ [(‏1+شحن‏)(‏1+تعرفة‏)(‏1+هامش الموزّع‏)(‏1+هامش التجزئة‏)(‏1+ضريبة‏)]</w:t>
       </w:r>
     </w:p>
+    <w:tbl>
+      <w:tblPr>
+        <w:tblStyle w:val="TableGrid"/>
+        <w:tblW w:type="auto" w:w="0"/>
+        <w:tblLayout w:type="fixed"/>
+        <w:tblLook w:firstColumn="1" w:firstRow="1" w:lastColumn="0" w:lastRow="0" w:noHBand="0" w:noVBand="1" w:val="04A0"/>
+        <w:tblBorders>
+          <w:top w:val="single" w:sz="4" w:space="0" w:color="BBBBBB"/>
+          <w:left w:val="single" w:sz="4" w:space="0" w:color="BBBBBB"/>
+          <w:bottom w:val="single" w:sz="4" w:space="0" w:color="BBBBBB"/>
+          <w:right w:val="single" w:sz="4" w:space="0" w:color="BBBBBB"/>
+          <w:insideH w:val="single" w:sz="4" w:space="0" w:color="BBBBBB"/>
+          <w:insideV w:val="single" w:sz="4" w:space="0" w:color="BBBBBB"/>
+        </w:tblBorders>
+        <w:bidiVisual/>
+      </w:tblPr>
+      <w:tblGrid>
+        <w:gridCol w:w="1728"/>
+        <w:gridCol w:w="1728"/>
+        <w:gridCol w:w="1728"/>
+        <w:gridCol w:w="1728"/>
+        <w:gridCol w:w="1728"/>
+      </w:tblGrid>
+      <w:tr>
+        <w:tc>
+          <w:tcPr>
+            <w:tcW w:type="dxa" w:w="1872"/>
+            <w:shd w:val="clear" w:fill="166534"/>
+            <w:tcMar>
+              <w:top w:w="100" w:type="dxa"/>
+              <w:bottom w:w="100" w:type="dxa"/>
+              <w:left w:w="120" w:type="dxa"/>
+              <w:right w:w="120" w:type="dxa"/>
+            </w:tcMar>
+          </w:tcPr>
+          <w:p>
+            <w:pPr>
+              <w:bidi/>
+              <w:jc w:val="start"/>
+            </w:pPr>
+            <w:r>
+              <w:rPr>
+                <w:rFonts w:ascii="IBM Plex Sans Arabic" w:hAnsi="IBM Plex Sans Arabic" w:cs="IBM Plex Sans Arabic"/>
+                <w:b/>
+                <w:color w:val="FFFFFF"/>
+                <w:rtl/>
+              </w:rPr>
+              <w:t>السيناريو</w:t>
+            </w:r>
+          </w:p>
+        </w:tc>
+        <w:tc>
+          <w:tcPr>
+            <w:tcW w:type="dxa" w:w="1872"/>
+            <w:shd w:val="clear" w:fill="166534"/>
+            <w:tcMar>
+              <w:top w:w="100" w:type="dxa"/>
+              <w:bottom w:w="100" w:type="dxa"/>
+              <w:left w:w="120" w:type="dxa"/>
+              <w:right w:w="120" w:type="dxa"/>
+            </w:tcMar>
+          </w:tcPr>
+          <w:p>
+            <w:pPr>
+              <w:bidi/>
+              <w:jc w:val="start"/>
+            </w:pPr>
+            <w:r>
+              <w:rPr>
+                <w:rFonts w:ascii="IBM Plex Sans Arabic" w:hAnsi="IBM Plex Sans Arabic" w:cs="IBM Plex Sans Arabic"/>
+                <w:b/>
+                <w:color w:val="FFFFFF"/>
+                <w:rtl/>
+              </w:rPr>
+              <w:t>شحن %</w:t>
+            </w:r>
+          </w:p>
+        </w:tc>
+        <w:tc>
+          <w:tcPr>
+            <w:tcW w:type="dxa" w:w="1872"/>
+            <w:shd w:val="clear" w:fill="166534"/>
+            <w:tcMar>
+              <w:top w:w="100" w:type="dxa"/>
+              <w:bottom w:w="100" w:type="dxa"/>
+              <w:left w:w="120" w:type="dxa"/>
+              <w:right w:w="120" w:type="dxa"/>
+            </w:tcMar>
+          </w:tcPr>
+          <w:p>
+            <w:pPr>
+              <w:bidi/>
+              <w:jc w:val="start"/>
+            </w:pPr>
+            <w:r>
+              <w:rPr>
+                <w:rFonts w:ascii="IBM Plex Sans Arabic" w:hAnsi="IBM Plex Sans Arabic" w:cs="IBM Plex Sans Arabic"/>
+                <w:b/>
+                <w:color w:val="FFFFFF"/>
+                <w:rtl/>
+              </w:rPr>
+              <w:t>هامش الموزّع %</w:t>
+            </w:r>
+          </w:p>
+        </w:tc>
+        <w:tc>
+          <w:tcPr>
+            <w:tcW w:type="dxa" w:w="1872"/>
+            <w:shd w:val="clear" w:fill="166534"/>
+            <w:tcMar>
+              <w:top w:w="100" w:type="dxa"/>
+              <w:bottom w:w="100" w:type="dxa"/>
+              <w:left w:w="120" w:type="dxa"/>
+              <w:right w:w="120" w:type="dxa"/>
+            </w:tcMar>
+          </w:tcPr>
+          <w:p>
+            <w:pPr>
+              <w:bidi/>
+              <w:jc w:val="start"/>
+            </w:pPr>
+            <w:r>
+              <w:rPr>
+                <w:rFonts w:ascii="IBM Plex Sans Arabic" w:hAnsi="IBM Plex Sans Arabic" w:cs="IBM Plex Sans Arabic"/>
+                <w:b/>
+                <w:color w:val="FFFFFF"/>
+                <w:rtl/>
+              </w:rPr>
+              <w:t>هامش التجزئة %</w:t>
+            </w:r>
+          </w:p>
+        </w:tc>
+        <w:tc>
+          <w:tcPr>
+            <w:tcW w:type="dxa" w:w="1872"/>
+            <w:shd w:val="clear" w:fill="166534"/>
+            <w:tcMar>
+              <w:top w:w="100" w:type="dxa"/>
+              <w:bottom w:w="100" w:type="dxa"/>
+              <w:left w:w="120" w:type="dxa"/>
+              <w:right w:w="120" w:type="dxa"/>
+            </w:tcMar>
+          </w:tcPr>
+          <w:p>
+            <w:pPr>
+              <w:bidi/>
+              <w:jc w:val="start"/>
+            </w:pPr>
+            <w:r>
+              <w:rPr>
+                <w:rFonts w:ascii="IBM Plex Sans Arabic" w:hAnsi="IBM Plex Sans Arabic" w:cs="IBM Plex Sans Arabic"/>
+                <w:b/>
+                <w:color w:val="FFFFFF"/>
+                <w:rtl/>
+              </w:rPr>
+              <w:t>أقصى EXW</w:t>
+            </w:r>
+          </w:p>
+        </w:tc>
+      </w:tr>
+      <w:tr>
+        <w:tc>
+          <w:tcPr>
+            <w:tcW w:type="dxa" w:w="1872"/>
+            <w:tcMar>
+              <w:top w:w="100" w:type="dxa"/>
+              <w:bottom w:w="100" w:type="dxa"/>
+              <w:left w:w="120" w:type="dxa"/>
+              <w:right w:w="120" w:type="dxa"/>
+            </w:tcMar>
+          </w:tcPr>
+          <w:p>
+            <w:pPr>
+              <w:bidi/>
+              <w:jc w:val="start"/>
+            </w:pPr>
+            <w:r>
+              <w:rPr>
+                <w:rFonts w:ascii="IBM Plex Sans Arabic" w:hAnsi="IBM Plex Sans Arabic" w:cs="IBM Plex Sans Arabic"/>
+                <w:rtl/>
+              </w:rPr>
+              <w:t>منخفض</w:t>
+            </w:r>
+          </w:p>
+        </w:tc>
+        <w:tc>
+          <w:tcPr>
+            <w:tcW w:type="dxa" w:w="1872"/>
+            <w:tcMar>
+              <w:top w:w="100" w:type="dxa"/>
+              <w:bottom w:w="100" w:type="dxa"/>
+              <w:left w:w="120" w:type="dxa"/>
+              <w:right w:w="120" w:type="dxa"/>
+            </w:tcMar>
+          </w:tcPr>
+          <w:p>
+            <w:pPr>
+              <w:bidi/>
+              <w:jc w:val="start"/>
+            </w:pPr>
+            <w:r>
+              <w:rPr>
+                <w:rFonts w:ascii="IBM Plex Sans Arabic" w:hAnsi="IBM Plex Sans Arabic" w:cs="IBM Plex Sans Arabic"/>
+                <w:rtl/>
+              </w:rPr>
+              <w:t>5.0</w:t>
+            </w:r>
+          </w:p>
+        </w:tc>
+        <w:tc>
+          <w:tcPr>
+            <w:tcW w:type="dxa" w:w="1872"/>
+            <w:tcMar>
+              <w:top w:w="100" w:type="dxa"/>
+              <w:bottom w:w="100" w:type="dxa"/>
+              <w:left w:w="120" w:type="dxa"/>
+              <w:right w:w="120" w:type="dxa"/>
+            </w:tcMar>
+          </w:tcPr>
+          <w:p>
+            <w:pPr>
+              <w:bidi/>
+              <w:jc w:val="start"/>
+            </w:pPr>
+            <w:r>
+              <w:rPr>
+                <w:rFonts w:ascii="IBM Plex Sans Arabic" w:hAnsi="IBM Plex Sans Arabic" w:cs="IBM Plex Sans Arabic"/>
+                <w:rtl/>
+              </w:rPr>
+              <w:t>10.0</w:t>
+            </w:r>
+          </w:p>
+        </w:tc>
+        <w:tc>
+          <w:tcPr>
+            <w:tcW w:type="dxa" w:w="1872"/>
+            <w:tcMar>
+              <w:top w:w="100" w:type="dxa"/>
+              <w:bottom w:w="100" w:type="dxa"/>
+              <w:left w:w="120" w:type="dxa"/>
+              <w:right w:w="120" w:type="dxa"/>
+            </w:tcMar>
+          </w:tcPr>
+          <w:p>
+            <w:pPr>
+              <w:bidi/>
+              <w:jc w:val="start"/>
+            </w:pPr>
+            <w:r>
+              <w:rPr>
+                <w:rFonts w:ascii="IBM Plex Sans Arabic" w:hAnsi="IBM Plex Sans Arabic" w:cs="IBM Plex Sans Arabic"/>
+                <w:rtl/>
+              </w:rPr>
+              <w:t>15.0</w:t>
+            </w:r>
+          </w:p>
+        </w:tc>
+        <w:tc>
+          <w:tcPr>
+            <w:tcW w:type="dxa" w:w="1872"/>
+            <w:tcMar>
+              <w:top w:w="100" w:type="dxa"/>
+              <w:bottom w:w="100" w:type="dxa"/>
+              <w:left w:w="120" w:type="dxa"/>
+              <w:right w:w="120" w:type="dxa"/>
+            </w:tcMar>
+          </w:tcPr>
+          <w:p>
+            <w:pPr>
+              <w:bidi/>
+              <w:jc w:val="start"/>
+            </w:pPr>
+            <w:r>
+              <w:rPr>
+                <w:rFonts w:ascii="IBM Plex Sans Arabic" w:hAnsi="IBM Plex Sans Arabic" w:cs="IBM Plex Sans Arabic"/>
+                <w:rtl/>
+              </w:rPr>
+              <w:t>0.5044</w:t>
+            </w:r>
+          </w:p>
+        </w:tc>
+      </w:tr>
+      <w:tr>
+        <w:tc>
+          <w:tcPr>
+            <w:tcW w:type="dxa" w:w="1872"/>
+            <w:tcMar>
+              <w:top w:w="100" w:type="dxa"/>
+              <w:bottom w:w="100" w:type="dxa"/>
+              <w:left w:w="120" w:type="dxa"/>
+              <w:right w:w="120" w:type="dxa"/>
+            </w:tcMar>
+            <w:shd w:val="clear" w:fill="F2F7F3"/>
+          </w:tcPr>
+          <w:p>
+            <w:pPr>
+              <w:bidi/>
+              <w:jc w:val="start"/>
+            </w:pPr>
+            <w:r>
+              <w:rPr>
+                <w:rFonts w:ascii="IBM Plex Sans Arabic" w:hAnsi="IBM Plex Sans Arabic" w:cs="IBM Plex Sans Arabic"/>
+                <w:rtl/>
+              </w:rPr>
+              <w:t>متوسط</w:t>
+            </w:r>
+          </w:p>
+        </w:tc>
+        <w:tc>
+          <w:tcPr>
+            <w:tcW w:type="dxa" w:w="1872"/>
+            <w:tcMar>
+              <w:top w:w="100" w:type="dxa"/>
+              <w:bottom w:w="100" w:type="dxa"/>
+              <w:left w:w="120" w:type="dxa"/>
+              <w:right w:w="120" w:type="dxa"/>
+            </w:tcMar>
+            <w:shd w:val="clear" w:fill="F2F7F3"/>
+          </w:tcPr>
+          <w:p>
+            <w:pPr>
+              <w:bidi/>
+              <w:jc w:val="start"/>
+            </w:pPr>
+            <w:r>
+              <w:rPr>
+                <w:rFonts w:ascii="IBM Plex Sans Arabic" w:hAnsi="IBM Plex Sans Arabic" w:cs="IBM Plex Sans Arabic"/>
+                <w:rtl/>
+              </w:rPr>
+              <w:t>12.0</w:t>
+            </w:r>
+          </w:p>
+        </w:tc>
+        <w:tc>
+          <w:tcPr>
+            <w:tcW w:type="dxa" w:w="1872"/>
+            <w:tcMar>
+              <w:top w:w="100" w:type="dxa"/>
+              <w:bottom w:w="100" w:type="dxa"/>
+              <w:left w:w="120" w:type="dxa"/>
+              <w:right w:w="120" w:type="dxa"/>
+            </w:tcMar>
+            <w:shd w:val="clear" w:fill="F2F7F3"/>
+          </w:tcPr>
+          <w:p>
+            <w:pPr>
+              <w:bidi/>
+              <w:jc w:val="start"/>
+            </w:pPr>
+            <w:r>
+              <w:rPr>
+                <w:rFonts w:ascii="IBM Plex Sans Arabic" w:hAnsi="IBM Plex Sans Arabic" w:cs="IBM Plex Sans Arabic"/>
+                <w:rtl/>
+              </w:rPr>
+              <w:t>20.0</w:t>
+            </w:r>
+          </w:p>
+        </w:tc>
+        <w:tc>
+          <w:tcPr>
+            <w:tcW w:type="dxa" w:w="1872"/>
+            <w:tcMar>
+              <w:top w:w="100" w:type="dxa"/>
+              <w:bottom w:w="100" w:type="dxa"/>
+              <w:left w:w="120" w:type="dxa"/>
+              <w:right w:w="120" w:type="dxa"/>
+            </w:tcMar>
+            <w:shd w:val="clear" w:fill="F2F7F3"/>
+          </w:tcPr>
+          <w:p>
+            <w:pPr>
+              <w:bidi/>
+              <w:jc w:val="start"/>
+            </w:pPr>
+            <w:r>
+              <w:rPr>
+                <w:rFonts w:ascii="IBM Plex Sans Arabic" w:hAnsi="IBM Plex Sans Arabic" w:cs="IBM Plex Sans Arabic"/>
+                <w:rtl/>
+              </w:rPr>
+              <w:t>25.0</w:t>
+            </w:r>
+          </w:p>
+        </w:tc>
+        <w:tc>
+          <w:tcPr>
+            <w:tcW w:type="dxa" w:w="1872"/>
+            <w:tcMar>
+              <w:top w:w="100" w:type="dxa"/>
+              <w:bottom w:w="100" w:type="dxa"/>
+              <w:left w:w="120" w:type="dxa"/>
+              <w:right w:w="120" w:type="dxa"/>
+            </w:tcMar>
+            <w:shd w:val="clear" w:fill="F2F7F3"/>
+          </w:tcPr>
+          <w:p>
+            <w:pPr>
+              <w:bidi/>
+              <w:jc w:val="start"/>
+            </w:pPr>
+            <w:r>
+              <w:rPr>
+                <w:rFonts w:ascii="IBM Plex Sans Arabic" w:hAnsi="IBM Plex Sans Arabic" w:cs="IBM Plex Sans Arabic"/>
+                <w:rtl/>
+              </w:rPr>
+              <w:t>0.3988</w:t>
+            </w:r>
+          </w:p>
+        </w:tc>
+      </w:tr>
+      <w:tr>
+        <w:tc>
+          <w:tcPr>
+            <w:tcW w:type="dxa" w:w="1872"/>
+            <w:tcMar>
+              <w:top w:w="100" w:type="dxa"/>
+              <w:bottom w:w="100" w:type="dxa"/>
+              <w:left w:w="120" w:type="dxa"/>
+              <w:right w:w="120" w:type="dxa"/>
+            </w:tcMar>
+          </w:tcPr>
+          <w:p>
+            <w:pPr>
+              <w:bidi/>
+              <w:jc w:val="start"/>
+            </w:pPr>
+            <w:r>
+              <w:rPr>
+                <w:rFonts w:ascii="IBM Plex Sans Arabic" w:hAnsi="IBM Plex Sans Arabic" w:cs="IBM Plex Sans Arabic"/>
+                <w:rtl/>
+              </w:rPr>
+              <w:t>مرتفع</w:t>
+            </w:r>
+          </w:p>
+        </w:tc>
+        <w:tc>
+          <w:tcPr>
+            <w:tcW w:type="dxa" w:w="1872"/>
+            <w:tcMar>
+              <w:top w:w="100" w:type="dxa"/>
+              <w:bottom w:w="100" w:type="dxa"/>
+              <w:left w:w="120" w:type="dxa"/>
+              <w:right w:w="120" w:type="dxa"/>
+            </w:tcMar>
+          </w:tcPr>
+          <w:p>
+            <w:pPr>
+              <w:bidi/>
+              <w:jc w:val="start"/>
+            </w:pPr>
+            <w:r>
+              <w:rPr>
+                <w:rFonts w:ascii="IBM Plex Sans Arabic" w:hAnsi="IBM Plex Sans Arabic" w:cs="IBM Plex Sans Arabic"/>
+                <w:rtl/>
+              </w:rPr>
+              <w:t>25.0</w:t>
+            </w:r>
+          </w:p>
+        </w:tc>
+        <w:tc>
+          <w:tcPr>
+            <w:tcW w:type="dxa" w:w="1872"/>
+            <w:tcMar>
+              <w:top w:w="100" w:type="dxa"/>
+              <w:bottom w:w="100" w:type="dxa"/>
+              <w:left w:w="120" w:type="dxa"/>
+              <w:right w:w="120" w:type="dxa"/>
+            </w:tcMar>
+          </w:tcPr>
+          <w:p>
+            <w:pPr>
+              <w:bidi/>
+              <w:jc w:val="start"/>
+            </w:pPr>
+            <w:r>
+              <w:rPr>
+                <w:rFonts w:ascii="IBM Plex Sans Arabic" w:hAnsi="IBM Plex Sans Arabic" w:cs="IBM Plex Sans Arabic"/>
+                <w:rtl/>
+              </w:rPr>
+              <w:t>30.0</w:t>
+            </w:r>
+          </w:p>
+        </w:tc>
+        <w:tc>
+          <w:tcPr>
+            <w:tcW w:type="dxa" w:w="1872"/>
+            <w:tcMar>
+              <w:top w:w="100" w:type="dxa"/>
+              <w:bottom w:w="100" w:type="dxa"/>
+              <w:left w:w="120" w:type="dxa"/>
+              <w:right w:w="120" w:type="dxa"/>
+            </w:tcMar>
+          </w:tcPr>
+          <w:p>
+            <w:pPr>
+              <w:bidi/>
+              <w:jc w:val="start"/>
+            </w:pPr>
+            <w:r>
+              <w:rPr>
+                <w:rFonts w:ascii="IBM Plex Sans Arabic" w:hAnsi="IBM Plex Sans Arabic" w:cs="IBM Plex Sans Arabic"/>
+                <w:rtl/>
+              </w:rPr>
+              <w:t>40.0</w:t>
+            </w:r>
+          </w:p>
+        </w:tc>
+        <w:tc>
+          <w:tcPr>
+            <w:tcW w:type="dxa" w:w="1872"/>
+            <w:tcMar>
+              <w:top w:w="100" w:type="dxa"/>
+              <w:bottom w:w="100" w:type="dxa"/>
+              <w:left w:w="120" w:type="dxa"/>
+              <w:right w:w="120" w:type="dxa"/>
+            </w:tcMar>
+          </w:tcPr>
+          <w:p>
+            <w:pPr>
+              <w:bidi/>
+              <w:jc w:val="start"/>
+            </w:pPr>
+            <w:r>
+              <w:rPr>
+                <w:rFonts w:ascii="IBM Plex Sans Arabic" w:hAnsi="IBM Plex Sans Arabic" w:cs="IBM Plex Sans Arabic"/>
+                <w:rtl/>
+              </w:rPr>
+              <w:t>0.2945</w:t>
+            </w:r>
+          </w:p>
+        </w:tc>
+      </w:tr>
+    </w:tbl>
     <w:p>
       <w:pPr>
-        <w:pStyle w:val="ListBullet"/>
         <w:bidi/>
         <w:jc w:val="start"/>
       </w:pPr>
@@ -594,7 +1123,33 @@
           <w:rFonts w:ascii="IBM Plex Sans Arabic" w:hAnsi="IBM Plex Sans Arabic" w:cs="IBM Plex Sans Arabic"/>
           <w:rtl/>
         </w:rPr>
-        <w:t>تكلفة المصنع (‏EXW‏) غير مدخلة — أدخل سعر المصنع للكيلوغرام لاستكمال أحد مدخلات سلسلة التكلفة حتى الرف</w:t>
+        <w:t>المعالم المعلنة (بافتراضٍ قابل للتعديل): التعرفة (‏اعتُمد 0% — قيمتها الفعلية غير متاحة‏)؛ الضريبة (‏اعتُمد 0% — تحتاج تحققاً‏)؛ نسبة الشحن (معلمة معلنة قابلة للتعديل)؛ هامش الموزّع (معلمة معلنة قابلة للتعديل)؛ هامش التجزئة (معلمة معلنة قابلة للتعديل).</w:t>
+      </w:r>
+    </w:p>
+    <w:p>
+      <w:pPr>
+        <w:bidi/>
+        <w:jc w:val="start"/>
+      </w:pPr>
+      <w:r>
+        <w:rPr>
+          <w:rFonts w:ascii="IBM Plex Sans Arabic" w:hAnsi="IBM Plex Sans Arabic" w:cs="IBM Plex Sans Arabic"/>
+          <w:rtl/>
+        </w:rPr>
+        <w:t>- التعرفة غير متاحة — اعتُمدت 0% معلنةً في الحل العكسي</w:t>
+      </w:r>
+    </w:p>
+    <w:p>
+      <w:pPr>
+        <w:bidi/>
+        <w:jc w:val="start"/>
+      </w:pPr>
+      <w:r>
+        <w:rPr>
+          <w:rFonts w:ascii="IBM Plex Sans Arabic" w:hAnsi="IBM Plex Sans Arabic" w:cs="IBM Plex Sans Arabic"/>
+          <w:rtl/>
+        </w:rPr>
+        <w:t>- تكلفة المصنع (‏EXW‏) غير مدخلة — أدخل سعر المصنع للكيلوغرام لاستكمال أحد مدخلات سلسلة التكلفة حتى الرف؛ الحل العكسي أعلاه يعطيك أقصى تكلفة قابلة للمنافسة</w:t>
       </w:r>
     </w:p>
     <w:p>
@@ -2093,7 +2648,7 @@
           <w:rFonts w:ascii="IBM Plex Sans Arabic" w:hAnsi="IBM Plex Sans Arabic" w:cs="IBM Plex Sans Arabic"/>
           <w:rtl/>
         </w:rPr>
-        <w:t>بكم أبيع للمصنع كي أنافس على الرف؟ لم نعرفه بعد — كيف تعرفه: اطلب عرضَ سعرٍ من موزّعٍ محلّي واحدٍ يشمل هامشَه وهامشَ التجزئة</w:t>
+        <w:t>بكم أبيع للمصنع كي أنافس على الرف؟ بين 0.29 و0.5 دولار/كجم، إذا افترضنا الشحنَ والهوامشَ عند سيناريو المتوسط المعلن، والنطاقُ من السيناريوهين المنخفض والمرتفع</w:t>
       </w:r>
     </w:p>
     <w:p>

--- a/samples/kuwait_peanut_butter_research_report.docx
+++ b/samples/kuwait_peanut_butter_research_report.docx
@@ -99,6 +99,10 @@
         <w:gridCol w:w="4320"/>
       </w:tblGrid>
       <w:tr>
+        <w:trPr>
+          <w:cantSplit/>
+          <w:tblHeader/>
+        </w:trPr>
         <w:tc>
           <w:tcPr>
             <w:tcW w:type="dxa" w:w="4680"/>
@@ -155,6 +159,9 @@
         </w:tc>
       </w:tr>
       <w:tr>
+        <w:trPr>
+          <w:cantSplit/>
+        </w:trPr>
         <w:tc>
           <w:tcPr>
             <w:tcW w:type="dxa" w:w="4680"/>
@@ -205,6 +212,9 @@
         </w:tc>
       </w:tr>
       <w:tr>
+        <w:trPr>
+          <w:cantSplit/>
+        </w:trPr>
         <w:tc>
           <w:tcPr>
             <w:tcW w:type="dxa" w:w="4680"/>
@@ -257,6 +267,9 @@
         </w:tc>
       </w:tr>
       <w:tr>
+        <w:trPr>
+          <w:cantSplit/>
+        </w:trPr>
         <w:tc>
           <w:tcPr>
             <w:tcW w:type="dxa" w:w="4680"/>
@@ -307,6 +320,9 @@
         </w:tc>
       </w:tr>
       <w:tr>
+        <w:trPr>
+          <w:cantSplit/>
+        </w:trPr>
         <w:tc>
           <w:tcPr>
             <w:tcW w:type="dxa" w:w="4680"/>
@@ -359,6 +375,9 @@
         </w:tc>
       </w:tr>
       <w:tr>
+        <w:trPr>
+          <w:cantSplit/>
+        </w:trPr>
         <w:tc>
           <w:tcPr>
             <w:tcW w:type="dxa" w:w="4680"/>
@@ -605,6 +624,10 @@
         <w:gridCol w:w="1728"/>
       </w:tblGrid>
       <w:tr>
+        <w:trPr>
+          <w:cantSplit/>
+          <w:tblHeader/>
+        </w:trPr>
         <w:tc>
           <w:tcPr>
             <w:tcW w:type="dxa" w:w="1872"/>
@@ -742,6 +765,9 @@
         </w:tc>
       </w:tr>
       <w:tr>
+        <w:trPr>
+          <w:cantSplit/>
+        </w:trPr>
         <w:tc>
           <w:tcPr>
             <w:tcW w:type="dxa" w:w="1872"/>
@@ -864,6 +890,9 @@
         </w:tc>
       </w:tr>
       <w:tr>
+        <w:trPr>
+          <w:cantSplit/>
+        </w:trPr>
         <w:tc>
           <w:tcPr>
             <w:tcW w:type="dxa" w:w="1872"/>
@@ -991,6 +1020,9 @@
         </w:tc>
       </w:tr>
       <w:tr>
+        <w:trPr>
+          <w:cantSplit/>
+        </w:trPr>
         <w:tc>
           <w:tcPr>
             <w:tcW w:type="dxa" w:w="1872"/>
@@ -1257,6 +1289,10 @@
         <w:gridCol w:w="2880"/>
       </w:tblGrid>
       <w:tr>
+        <w:trPr>
+          <w:cantSplit/>
+          <w:tblHeader/>
+        </w:trPr>
         <w:tc>
           <w:tcPr>
             <w:tcW w:type="dxa" w:w="3120"/>
@@ -1340,6 +1376,9 @@
         </w:tc>
       </w:tr>
       <w:tr>
+        <w:trPr>
+          <w:cantSplit/>
+        </w:trPr>
         <w:tc>
           <w:tcPr>
             <w:tcW w:type="dxa" w:w="3120"/>
@@ -1414,6 +1453,9 @@
         </w:tc>
       </w:tr>
       <w:tr>
+        <w:trPr>
+          <w:cantSplit/>
+        </w:trPr>
         <w:tc>
           <w:tcPr>
             <w:tcW w:type="dxa" w:w="3120"/>
@@ -1491,6 +1533,9 @@
         </w:tc>
       </w:tr>
       <w:tr>
+        <w:trPr>
+          <w:cantSplit/>
+        </w:trPr>
         <w:tc>
           <w:tcPr>
             <w:tcW w:type="dxa" w:w="3120"/>
@@ -1565,6 +1610,9 @@
         </w:tc>
       </w:tr>
       <w:tr>
+        <w:trPr>
+          <w:cantSplit/>
+        </w:trPr>
         <w:tc>
           <w:tcPr>
             <w:tcW w:type="dxa" w:w="3120"/>
@@ -1642,6 +1690,9 @@
         </w:tc>
       </w:tr>
       <w:tr>
+        <w:trPr>
+          <w:cantSplit/>
+        </w:trPr>
         <w:tc>
           <w:tcPr>
             <w:tcW w:type="dxa" w:w="3120"/>
@@ -1716,6 +1767,9 @@
         </w:tc>
       </w:tr>
       <w:tr>
+        <w:trPr>
+          <w:cantSplit/>
+        </w:trPr>
         <w:tc>
           <w:tcPr>
             <w:tcW w:type="dxa" w:w="3120"/>
@@ -2743,6 +2797,10 @@
         <w:gridCol w:w="2880"/>
       </w:tblGrid>
       <w:tr>
+        <w:trPr>
+          <w:cantSplit/>
+          <w:tblHeader/>
+        </w:trPr>
         <w:tc>
           <w:tcPr>
             <w:tcW w:type="dxa" w:w="3120"/>
@@ -2826,6 +2884,9 @@
         </w:tc>
       </w:tr>
       <w:tr>
+        <w:trPr>
+          <w:cantSplit/>
+        </w:trPr>
         <w:tc>
           <w:tcPr>
             <w:tcW w:type="dxa" w:w="3120"/>
@@ -2900,6 +2961,9 @@
         </w:tc>
       </w:tr>
       <w:tr>
+        <w:trPr>
+          <w:cantSplit/>
+        </w:trPr>
         <w:tc>
           <w:tcPr>
             <w:tcW w:type="dxa" w:w="3120"/>
@@ -2977,6 +3041,9 @@
         </w:tc>
       </w:tr>
       <w:tr>
+        <w:trPr>
+          <w:cantSplit/>
+        </w:trPr>
         <w:tc>
           <w:tcPr>
             <w:tcW w:type="dxa" w:w="3120"/>
@@ -3130,6 +3197,10 @@
         <w:gridCol w:w="1728"/>
       </w:tblGrid>
       <w:tr>
+        <w:trPr>
+          <w:cantSplit/>
+          <w:tblHeader/>
+        </w:trPr>
         <w:tc>
           <w:tcPr>
             <w:tcW w:type="dxa" w:w="1872"/>
@@ -3267,6 +3338,9 @@
         </w:tc>
       </w:tr>
       <w:tr>
+        <w:trPr>
+          <w:cantSplit/>
+        </w:trPr>
         <w:tc>
           <w:tcPr>
             <w:tcW w:type="dxa" w:w="1872"/>
@@ -3389,6 +3463,9 @@
         </w:tc>
       </w:tr>
       <w:tr>
+        <w:trPr>
+          <w:cantSplit/>
+        </w:trPr>
         <w:tc>
           <w:tcPr>
             <w:tcW w:type="dxa" w:w="1872"/>
@@ -3516,6 +3593,9 @@
         </w:tc>
       </w:tr>
       <w:tr>
+        <w:trPr>
+          <w:cantSplit/>
+        </w:trPr>
         <w:tc>
           <w:tcPr>
             <w:tcW w:type="dxa" w:w="1872"/>
@@ -3638,6 +3718,9 @@
         </w:tc>
       </w:tr>
       <w:tr>
+        <w:trPr>
+          <w:cantSplit/>
+        </w:trPr>
         <w:tc>
           <w:tcPr>
             <w:tcW w:type="dxa" w:w="1872"/>
@@ -3765,6 +3848,9 @@
         </w:tc>
       </w:tr>
       <w:tr>
+        <w:trPr>
+          <w:cantSplit/>
+        </w:trPr>
         <w:tc>
           <w:tcPr>
             <w:tcW w:type="dxa" w:w="1872"/>
@@ -3886,6 +3972,9 @@
         </w:tc>
       </w:tr>
       <w:tr>
+        <w:trPr>
+          <w:cantSplit/>
+        </w:trPr>
         <w:tc>
           <w:tcPr>
             <w:tcW w:type="dxa" w:w="1872"/>

--- a/samples/kuwait_peanut_butter_research_report.docx
+++ b/samples/kuwait_peanut_butter_research_report.docx
@@ -1169,6 +1169,19 @@
           <w:rtl/>
         </w:rPr>
         <w:t>- التعرفة غير متاحة — اعتُمدت 0% معلنةً في الحل العكسي</w:t>
+      </w:r>
+    </w:p>
+    <w:p>
+      <w:pPr>
+        <w:bidi/>
+        <w:jc w:val="start"/>
+      </w:pPr>
+      <w:r>
+        <w:rPr>
+          <w:rFonts w:ascii="IBM Plex Sans Arabic" w:hAnsi="IBM Plex Sans Arabic" w:cs="IBM Plex Sans Arabic"/>
+          <w:rtl/>
+        </w:rPr>
+        <w:t>- ضريبة المبيعات أو الاستيراد لهذا الصنف في السوق غير مرصودة — تحتاج تحققاً ولم تدخل الحساب</w:t>
       </w:r>
     </w:p>
     <w:p>

--- a/samples/kuwait_peanut_butter_research_report.docx
+++ b/samples/kuwait_peanut_butter_research_report.docx
@@ -422,7 +422,7 @@
                 <w:rFonts w:ascii="IBM Plex Sans Arabic" w:hAnsi="IBM Plex Sans Arabic" w:cs="IBM Plex Sans Arabic"/>
                 <w:rtl/>
               </w:rPr>
-              <w:t>2026-09-23</w:t>
+              <w:t>2026-10-14</w:t>
             </w:r>
           </w:p>
         </w:tc>
@@ -2410,7 +2410,7 @@
           <w:rFonts w:ascii="IBM Plex Sans Arabic" w:hAnsi="IBM Plex Sans Arabic" w:cs="IBM Plex Sans Arabic"/>
           <w:rtl/>
         </w:rPr>
-        <w:t>لا جهات اتصال قابلة للتواصل في هذا التشغيل — القائمة غير متاحة</w:t>
+        <w:t>لا جهات اتصال قابلة للتواصل في هذه الدراسة — القائمة غير متاحة</w:t>
       </w:r>
     </w:p>
     <w:p>
@@ -3077,7 +3077,7 @@
                 <w:rFonts w:ascii="IBM Plex Sans Arabic" w:hAnsi="IBM Plex Sans Arabic" w:cs="IBM Plex Sans Arabic"/>
                 <w:rtl/>
               </w:rPr>
-              <w:t>المصدر «Google Trends» تعذّر جلب بياناته في هذه التشغيلة — لم يُعتمد عليه ولا يُدرَج ضمن مصادر التقرير</w:t>
+              <w:t>المصدر «Google Trends» تعذّر جلب بياناته في هذه الدراسة — لم يُعتمد عليه ولا يُدرَج ضمن مصادر التقرير</w:t>
             </w:r>
           </w:p>
         </w:tc>

--- a/samples/kuwait_peanut_butter_research_report.docx
+++ b/samples/kuwait_peanut_butter_research_report.docx
@@ -422,7 +422,7 @@
                 <w:rFonts w:ascii="IBM Plex Sans Arabic" w:hAnsi="IBM Plex Sans Arabic" w:cs="IBM Plex Sans Arabic"/>
                 <w:rtl/>
               </w:rPr>
-              <w:t>2026-10-14</w:t>
+              <w:t>2026-10-15</w:t>
             </w:r>
           </w:p>
         </w:tc>
@@ -2729,7 +2729,7 @@
           <w:rFonts w:ascii="IBM Plex Sans Arabic" w:hAnsi="IBM Plex Sans Arabic" w:cs="IBM Plex Sans Arabic"/>
           <w:rtl/>
         </w:rPr>
-        <w:t>ما الذي يمنع أوّلَ شحنةٍ من الدخول؟ لم نعرفه بعد — كيف تعرفه: راجع قائمةَ الاشتراطات مع وكيلٍ جمركيٍّ في السوق قبل الشحن</w:t>
+        <w:t>ما الذي يمنع أوّلَ شحنةٍ من الدخول؟ ستة بنود</w:t>
       </w:r>
     </w:p>
     <w:p>
@@ -2920,7 +2920,7 @@
                 <w:rFonts w:ascii="IBM Plex Sans Arabic" w:hAnsi="IBM Plex Sans Arabic" w:cs="IBM Plex Sans Arabic"/>
                 <w:rtl/>
               </w:rPr>
-              <w:t>بيانات فئة مجاورة — مؤشر سياقي لا مقياس فعلي: رمز HS 040510 («زبدة (‏Butter‏)») لا يشمل صفة المنتج المميّزة (فول، سوداني)…</w:t>
+              <w:t>بنود الاشتراطات</w:t>
             </w:r>
           </w:p>
         </w:tc>
@@ -2945,6 +2945,163 @@
                 <w:rtl/>
               </w:rPr>
               <w:t>—</w:t>
+            </w:r>
+          </w:p>
+        </w:tc>
+        <w:tc>
+          <w:tcPr>
+            <w:tcW w:type="dxa" w:w="3120"/>
+            <w:tcMar>
+              <w:top w:w="100" w:type="dxa"/>
+              <w:bottom w:w="100" w:type="dxa"/>
+              <w:left w:w="120" w:type="dxa"/>
+              <w:right w:w="120" w:type="dxa"/>
+            </w:tcMar>
+          </w:tcPr>
+          <w:p>
+            <w:pPr>
+              <w:bidi/>
+              <w:jc w:val="start"/>
+            </w:pPr>
+            <w:r>
+              <w:rPr>
+                <w:rFonts w:ascii="IBM Plex Sans Arabic" w:hAnsi="IBM Plex Sans Arabic" w:cs="IBM Plex Sans Arabic"/>
+                <w:rtl/>
+              </w:rPr>
+              <w:t>مرصود من مصادر غير رسمية فقط</w:t>
+            </w:r>
+          </w:p>
+        </w:tc>
+      </w:tr>
+      <w:tr>
+        <w:trPr>
+          <w:cantSplit/>
+        </w:trPr>
+        <w:tc>
+          <w:tcPr>
+            <w:tcW w:type="dxa" w:w="3120"/>
+            <w:tcMar>
+              <w:top w:w="100" w:type="dxa"/>
+              <w:bottom w:w="100" w:type="dxa"/>
+              <w:left w:w="120" w:type="dxa"/>
+              <w:right w:w="120" w:type="dxa"/>
+            </w:tcMar>
+            <w:shd w:val="clear" w:fill="F2F7F3"/>
+          </w:tcPr>
+          <w:p>
+            <w:pPr>
+              <w:bidi/>
+              <w:jc w:val="start"/>
+            </w:pPr>
+            <w:r>
+              <w:rPr>
+                <w:rFonts w:ascii="IBM Plex Sans Arabic" w:hAnsi="IBM Plex Sans Arabic" w:cs="IBM Plex Sans Arabic"/>
+                <w:rtl/>
+              </w:rPr>
+              <w:t>بيانات فئة مجاورة — مؤشر سياقي لا مقياس فعلي: رمز HS 040510 («زبدة (‏Butter‏)») لا يشمل صفة المنتج المميّزة (فول، سوداني)…</w:t>
+            </w:r>
+          </w:p>
+        </w:tc>
+        <w:tc>
+          <w:tcPr>
+            <w:tcW w:type="dxa" w:w="3120"/>
+            <w:tcMar>
+              <w:top w:w="100" w:type="dxa"/>
+              <w:bottom w:w="100" w:type="dxa"/>
+              <w:left w:w="120" w:type="dxa"/>
+              <w:right w:w="120" w:type="dxa"/>
+            </w:tcMar>
+            <w:shd w:val="clear" w:fill="F2F7F3"/>
+          </w:tcPr>
+          <w:p>
+            <w:pPr>
+              <w:bidi/>
+              <w:jc w:val="start"/>
+            </w:pPr>
+            <w:r>
+              <w:rPr>
+                <w:rFonts w:ascii="IBM Plex Sans Arabic" w:hAnsi="IBM Plex Sans Arabic" w:cs="IBM Plex Sans Arabic"/>
+                <w:rtl/>
+              </w:rPr>
+              <w:t>—</w:t>
+            </w:r>
+          </w:p>
+        </w:tc>
+        <w:tc>
+          <w:tcPr>
+            <w:tcW w:type="dxa" w:w="3120"/>
+            <w:tcMar>
+              <w:top w:w="100" w:type="dxa"/>
+              <w:bottom w:w="100" w:type="dxa"/>
+              <w:left w:w="120" w:type="dxa"/>
+              <w:right w:w="120" w:type="dxa"/>
+            </w:tcMar>
+            <w:shd w:val="clear" w:fill="F2F7F3"/>
+          </w:tcPr>
+          <w:p>
+            <w:pPr>
+              <w:bidi/>
+              <w:jc w:val="start"/>
+            </w:pPr>
+            <w:r>
+              <w:rPr>
+                <w:rFonts w:ascii="IBM Plex Sans Arabic" w:hAnsi="IBM Plex Sans Arabic" w:cs="IBM Plex Sans Arabic"/>
+                <w:rtl/>
+              </w:rPr>
+              <w:t>لم يُعرَف بعد</w:t>
+            </w:r>
+          </w:p>
+        </w:tc>
+      </w:tr>
+      <w:tr>
+        <w:trPr>
+          <w:cantSplit/>
+        </w:trPr>
+        <w:tc>
+          <w:tcPr>
+            <w:tcW w:type="dxa" w:w="3120"/>
+            <w:tcMar>
+              <w:top w:w="100" w:type="dxa"/>
+              <w:bottom w:w="100" w:type="dxa"/>
+              <w:left w:w="120" w:type="dxa"/>
+              <w:right w:w="120" w:type="dxa"/>
+            </w:tcMar>
+          </w:tcPr>
+          <w:p>
+            <w:pPr>
+              <w:bidi/>
+              <w:jc w:val="start"/>
+            </w:pPr>
+            <w:r>
+              <w:rPr>
+                <w:rFonts w:ascii="IBM Plex Sans Arabic" w:hAnsi="IBM Plex Sans Arabic" w:cs="IBM Plex Sans Arabic"/>
+                <w:rtl/>
+              </w:rPr>
+              <w:t>الموسمية (رمضان/الأعياد) غير متاحة من مؤشرات البحث</w:t>
+            </w:r>
+          </w:p>
+        </w:tc>
+        <w:tc>
+          <w:tcPr>
+            <w:tcW w:type="dxa" w:w="3120"/>
+            <w:tcMar>
+              <w:top w:w="100" w:type="dxa"/>
+              <w:bottom w:w="100" w:type="dxa"/>
+              <w:left w:w="120" w:type="dxa"/>
+              <w:right w:w="120" w:type="dxa"/>
+            </w:tcMar>
+          </w:tcPr>
+          <w:p>
+            <w:pPr>
+              <w:bidi/>
+              <w:jc w:val="start"/>
+            </w:pPr>
+            <w:r>
+              <w:rPr>
+                <w:rFonts w:ascii="IBM Plex Sans Arabic" w:hAnsi="IBM Plex Sans Arabic" w:cs="IBM Plex Sans Arabic"/>
+                <w:rtl/>
+              </w:rPr>
+              <w:t>إغلاقها يتطلّب بحثاً ميدانياً أوّلياً (مقابلات موزّعين أو استبيان طلب موسمي)</w:t>
             </w:r>
           </w:p>
         </w:tc>
@@ -2998,7 +3155,7 @@
                 <w:rFonts w:ascii="IBM Plex Sans Arabic" w:hAnsi="IBM Plex Sans Arabic" w:cs="IBM Plex Sans Arabic"/>
                 <w:rtl/>
               </w:rPr>
-              <w:t>الموسمية (رمضان/الأعياد) غير متاحة من مؤشرات البحث</w:t>
+              <w:t>المصدر «Google Trends» تعذّر جلب بياناته في هذه الدراسة — لم يُعتمد عليه ولا يُدرَج ضمن مصادر التقرير</w:t>
             </w:r>
           </w:p>
         </w:tc>
@@ -3023,7 +3180,7 @@
                 <w:rFonts w:ascii="IBM Plex Sans Arabic" w:hAnsi="IBM Plex Sans Arabic" w:cs="IBM Plex Sans Arabic"/>
                 <w:rtl/>
               </w:rPr>
-              <w:t>إغلاقها يتطلّب بحثاً ميدانياً أوّلياً (مقابلات موزّعين أو استبيان طلب موسمي)</w:t>
+              <w:t>—</w:t>
             </w:r>
           </w:p>
         </w:tc>
@@ -3037,83 +3194,6 @@
               <w:right w:w="120" w:type="dxa"/>
             </w:tcMar>
             <w:shd w:val="clear" w:fill="F2F7F3"/>
-          </w:tcPr>
-          <w:p>
-            <w:pPr>
-              <w:bidi/>
-              <w:jc w:val="start"/>
-            </w:pPr>
-            <w:r>
-              <w:rPr>
-                <w:rFonts w:ascii="IBM Plex Sans Arabic" w:hAnsi="IBM Plex Sans Arabic" w:cs="IBM Plex Sans Arabic"/>
-                <w:rtl/>
-              </w:rPr>
-              <w:t>لم يُعرَف بعد</w:t>
-            </w:r>
-          </w:p>
-        </w:tc>
-      </w:tr>
-      <w:tr>
-        <w:trPr>
-          <w:cantSplit/>
-        </w:trPr>
-        <w:tc>
-          <w:tcPr>
-            <w:tcW w:type="dxa" w:w="3120"/>
-            <w:tcMar>
-              <w:top w:w="100" w:type="dxa"/>
-              <w:bottom w:w="100" w:type="dxa"/>
-              <w:left w:w="120" w:type="dxa"/>
-              <w:right w:w="120" w:type="dxa"/>
-            </w:tcMar>
-          </w:tcPr>
-          <w:p>
-            <w:pPr>
-              <w:bidi/>
-              <w:jc w:val="start"/>
-            </w:pPr>
-            <w:r>
-              <w:rPr>
-                <w:rFonts w:ascii="IBM Plex Sans Arabic" w:hAnsi="IBM Plex Sans Arabic" w:cs="IBM Plex Sans Arabic"/>
-                <w:rtl/>
-              </w:rPr>
-              <w:t>المصدر «Google Trends» تعذّر جلب بياناته في هذه الدراسة — لم يُعتمد عليه ولا يُدرَج ضمن مصادر التقرير</w:t>
-            </w:r>
-          </w:p>
-        </w:tc>
-        <w:tc>
-          <w:tcPr>
-            <w:tcW w:type="dxa" w:w="3120"/>
-            <w:tcMar>
-              <w:top w:w="100" w:type="dxa"/>
-              <w:bottom w:w="100" w:type="dxa"/>
-              <w:left w:w="120" w:type="dxa"/>
-              <w:right w:w="120" w:type="dxa"/>
-            </w:tcMar>
-          </w:tcPr>
-          <w:p>
-            <w:pPr>
-              <w:bidi/>
-              <w:jc w:val="start"/>
-            </w:pPr>
-            <w:r>
-              <w:rPr>
-                <w:rFonts w:ascii="IBM Plex Sans Arabic" w:hAnsi="IBM Plex Sans Arabic" w:cs="IBM Plex Sans Arabic"/>
-                <w:rtl/>
-              </w:rPr>
-              <w:t>—</w:t>
-            </w:r>
-          </w:p>
-        </w:tc>
-        <w:tc>
-          <w:tcPr>
-            <w:tcW w:type="dxa" w:w="3120"/>
-            <w:tcMar>
-              <w:top w:w="100" w:type="dxa"/>
-              <w:bottom w:w="100" w:type="dxa"/>
-              <w:left w:w="120" w:type="dxa"/>
-              <w:right w:w="120" w:type="dxa"/>
-            </w:tcMar>
           </w:tcPr>
           <w:p>
             <w:pPr>

--- a/samples/kuwait_peanut_butter_research_report.docx
+++ b/samples/kuwait_peanut_butter_research_report.docx
@@ -2920,7 +2920,7 @@
                 <w:rFonts w:ascii="IBM Plex Sans Arabic" w:hAnsi="IBM Plex Sans Arabic" w:cs="IBM Plex Sans Arabic"/>
                 <w:rtl/>
               </w:rPr>
-              <w:t>بنود الاشتراطات</w:t>
+              <w:t>بيانات فئة مجاورة — مؤشر سياقي لا مقياس فعلي: رمز HS 040510 («زبدة (‏Butter‏)») لا يشمل صفة المنتج المميّزة (فول، سوداني)…</w:t>
             </w:r>
           </w:p>
         </w:tc>
@@ -2968,7 +2968,7 @@
                 <w:rFonts w:ascii="IBM Plex Sans Arabic" w:hAnsi="IBM Plex Sans Arabic" w:cs="IBM Plex Sans Arabic"/>
                 <w:rtl/>
               </w:rPr>
-              <w:t>مرصود من مصادر غير رسمية فقط</w:t>
+              <w:t>لم يُعرَف بعد</w:t>
             </w:r>
           </w:p>
         </w:tc>
@@ -2998,7 +2998,7 @@
                 <w:rFonts w:ascii="IBM Plex Sans Arabic" w:hAnsi="IBM Plex Sans Arabic" w:cs="IBM Plex Sans Arabic"/>
                 <w:rtl/>
               </w:rPr>
-              <w:t>بيانات فئة مجاورة — مؤشر سياقي لا مقياس فعلي: رمز HS 040510 («زبدة (‏Butter‏)») لا يشمل صفة المنتج المميّزة (فول، سوداني)…</w:t>
+              <w:t>الموسمية (رمضان/الأعياد) غير متاحة من مؤشرات البحث</w:t>
             </w:r>
           </w:p>
         </w:tc>
@@ -3023,7 +3023,7 @@
                 <w:rFonts w:ascii="IBM Plex Sans Arabic" w:hAnsi="IBM Plex Sans Arabic" w:cs="IBM Plex Sans Arabic"/>
                 <w:rtl/>
               </w:rPr>
-              <w:t>—</w:t>
+              <w:t>إغلاقها يتطلّب بحثاً ميدانياً أوّلياً (مقابلات موزّعين أو استبيان طلب موسمي)</w:t>
             </w:r>
           </w:p>
         </w:tc>
@@ -3077,84 +3077,6 @@
                 <w:rFonts w:ascii="IBM Plex Sans Arabic" w:hAnsi="IBM Plex Sans Arabic" w:cs="IBM Plex Sans Arabic"/>
                 <w:rtl/>
               </w:rPr>
-              <w:t>الموسمية (رمضان/الأعياد) غير متاحة من مؤشرات البحث</w:t>
-            </w:r>
-          </w:p>
-        </w:tc>
-        <w:tc>
-          <w:tcPr>
-            <w:tcW w:type="dxa" w:w="3120"/>
-            <w:tcMar>
-              <w:top w:w="100" w:type="dxa"/>
-              <w:bottom w:w="100" w:type="dxa"/>
-              <w:left w:w="120" w:type="dxa"/>
-              <w:right w:w="120" w:type="dxa"/>
-            </w:tcMar>
-          </w:tcPr>
-          <w:p>
-            <w:pPr>
-              <w:bidi/>
-              <w:jc w:val="start"/>
-            </w:pPr>
-            <w:r>
-              <w:rPr>
-                <w:rFonts w:ascii="IBM Plex Sans Arabic" w:hAnsi="IBM Plex Sans Arabic" w:cs="IBM Plex Sans Arabic"/>
-                <w:rtl/>
-              </w:rPr>
-              <w:t>إغلاقها يتطلّب بحثاً ميدانياً أوّلياً (مقابلات موزّعين أو استبيان طلب موسمي)</w:t>
-            </w:r>
-          </w:p>
-        </w:tc>
-        <w:tc>
-          <w:tcPr>
-            <w:tcW w:type="dxa" w:w="3120"/>
-            <w:tcMar>
-              <w:top w:w="100" w:type="dxa"/>
-              <w:bottom w:w="100" w:type="dxa"/>
-              <w:left w:w="120" w:type="dxa"/>
-              <w:right w:w="120" w:type="dxa"/>
-            </w:tcMar>
-          </w:tcPr>
-          <w:p>
-            <w:pPr>
-              <w:bidi/>
-              <w:jc w:val="start"/>
-            </w:pPr>
-            <w:r>
-              <w:rPr>
-                <w:rFonts w:ascii="IBM Plex Sans Arabic" w:hAnsi="IBM Plex Sans Arabic" w:cs="IBM Plex Sans Arabic"/>
-                <w:rtl/>
-              </w:rPr>
-              <w:t>لم يُعرَف بعد</w:t>
-            </w:r>
-          </w:p>
-        </w:tc>
-      </w:tr>
-      <w:tr>
-        <w:trPr>
-          <w:cantSplit/>
-        </w:trPr>
-        <w:tc>
-          <w:tcPr>
-            <w:tcW w:type="dxa" w:w="3120"/>
-            <w:tcMar>
-              <w:top w:w="100" w:type="dxa"/>
-              <w:bottom w:w="100" w:type="dxa"/>
-              <w:left w:w="120" w:type="dxa"/>
-              <w:right w:w="120" w:type="dxa"/>
-            </w:tcMar>
-            <w:shd w:val="clear" w:fill="F2F7F3"/>
-          </w:tcPr>
-          <w:p>
-            <w:pPr>
-              <w:bidi/>
-              <w:jc w:val="start"/>
-            </w:pPr>
-            <w:r>
-              <w:rPr>
-                <w:rFonts w:ascii="IBM Plex Sans Arabic" w:hAnsi="IBM Plex Sans Arabic" w:cs="IBM Plex Sans Arabic"/>
-                <w:rtl/>
-              </w:rPr>
               <w:t>المصدر «Google Trends» تعذّر جلب بياناته في هذه الدراسة — لم يُعتمد عليه ولا يُدرَج ضمن مصادر التقرير</w:t>
             </w:r>
           </w:p>
@@ -3168,7 +3090,6 @@
               <w:left w:w="120" w:type="dxa"/>
               <w:right w:w="120" w:type="dxa"/>
             </w:tcMar>
-            <w:shd w:val="clear" w:fill="F2F7F3"/>
           </w:tcPr>
           <w:p>
             <w:pPr>
@@ -3193,7 +3114,6 @@
               <w:left w:w="120" w:type="dxa"/>
               <w:right w:w="120" w:type="dxa"/>
             </w:tcMar>
-            <w:shd w:val="clear" w:fill="F2F7F3"/>
           </w:tcPr>
           <w:p>
             <w:pPr>

--- a/samples/kuwait_peanut_butter_research_report.docx
+++ b/samples/kuwait_peanut_butter_research_report.docx
@@ -422,7 +422,7 @@
                 <w:rFonts w:ascii="IBM Plex Sans Arabic" w:hAnsi="IBM Plex Sans Arabic" w:cs="IBM Plex Sans Arabic"/>
                 <w:rtl/>
               </w:rPr>
-              <w:t>2026-10-15</w:t>
+              <w:t>2026-10-21</w:t>
             </w:r>
           </w:p>
         </w:tc>
@@ -2673,7 +2673,7 @@
           <w:rFonts w:ascii="IBM Plex Sans Arabic" w:hAnsi="IBM Plex Sans Arabic" w:cs="IBM Plex Sans Arabic"/>
           <w:rtl/>
         </w:rPr>
-        <w:t>ما حجمُ هذا السوق فعلاً وهل ينمو؟ 9 مليون دولار (‏UN Comtrade‏)</w:t>
+        <w:t>ما حجمُ هذا السوق فعلاً وهل ينمو؟ 9 مليون دولار (‏UN Comtrade 2023‏)</w:t>
       </w:r>
     </w:p>
     <w:p>
